--- a/deliverables/project_student_worksheet_solutions.docx
+++ b/deliverables/project_student_worksheet_solutions.docx
@@ -2238,6 +2238,37 @@
     </w:p>
     <w:p>
       <w:pPr>
+        <w:spacing w:before="0" w:after="160" w:line="300" w:lineRule="auto"/>
+      </w:pPr>
+      <w:r>
+        <w:rPr>
+          <w:rFonts w:ascii="Segoe UI" w:hAnsi="Segoe UI"/>
+          <w:b/>
+          <w:i w:val="0"/>
+          <w:color w:val="9A4606"/>
+          <w:sz w:val="21"/>
+        </w:rPr>
+        <w:t xml:space="preserve">B1  </w:t>
+      </w:r>
+      <w:r>
+        <w:rPr>
+          <w:rFonts w:ascii="Segoe UI" w:hAnsi="Segoe UI"/>
+          <w:b w:val="0"/>
+          <w:i w:val="0"/>
+          <w:color w:val="374151"/>
+          <w:sz w:val="21"/>
+        </w:rPr>
+        <w:t>It solves duplication and drift. Without it, every repository that wants these gates copies the YAML, and a security fix then has to be applied as many times as there are copies. Inevitably they diverge, and one of them is silently running an older, weaker check. With a shared workflow the fix ships once and every caller inherits it on their next run.</w:t>
+        <w:br/>
+        <w:br/>
+        <w:t>The caller must grant packages: write on its own deploy job. GITHUB_TOKEN permissions are not inherited by a called workflow, so a shared workflow cannot elevate itself. This is the most common surprise when adopting a reusable workflow, and it presents as a mysterious permission-denied on push.</w:t>
+        <w:br/>
+        <w:br/>
+        <w:t>The original repository calls its own shared workflow so that the published interface is the one being exercised. If it kept a private local copy, that copy could work while the thing strangers actually pull was broken, and nobody would find out until someone else tried to adopt it.</w:t>
+      </w:r>
+    </w:p>
+    <w:p>
+      <w:pPr>
         <w:spacing w:before="0" w:after="240" w:line="300" w:lineRule="auto"/>
       </w:pPr>
     </w:p>
